--- a/rapports/2026-06-06/EQ5/EQ5_enq1_v2/DR_012301350090/36-19-03-87.docx
+++ b/rapports/2026-06-06/EQ5/EQ5_enq1_v2/DR_012301350090/36-19-03-87.docx
@@ -297,7 +297,7 @@
           <w:color w:val="1F6FEB"/>
           <w:sz w:val="22"/>
         </w:rPr>
-        <w:t>⚠ INCOHÉRENCES À CORRIGER (114)</w:t>
+        <w:t>⚠ INCOHÉRENCES À CORRIGER (112)</w:t>
       </w:r>
     </w:p>
     <w:tbl>
@@ -1354,7 +1354,7 @@
                 <w:color w:val="16A34A"/>
                 <w:sz w:val="16"/>
               </w:rPr>
-              <w:t>s00q27, s01q03a, s01q03b, s01q03c, s01q00b</w:t>
+              <w:t>s00q07a, s00q08, s00q10, s00q13_0, s00q15_0, s00q17_0, s00q23a, s00q23b</w:t>
             </w:r>
           </w:p>
         </w:tc>
@@ -1385,7 +1385,7 @@
                 <w:i w:val="0"/>
                 <w:sz w:val="17"/>
               </w:rPr>
-              <w:t>Les informations sur l'acte de naissance (ni Jours, ni mois et ni années) de  Seune Diop  manquent, s'il vous plait pouvez-vous fournir d'effort pour avoir ces informations.</w:t>
+              <w:t>Prière de renseigner le sexe ou le lien de parenté de  Abdou Dimbelane  merci.</w:t>
             </w:r>
           </w:p>
         </w:tc>
@@ -1444,7 +1444,7 @@
                 <w:color w:val="16A34A"/>
                 <w:sz w:val="16"/>
               </w:rPr>
-              <w:t>s00q07a, s00q08, s00q10, s00q13_0, s00q15_0, s00q17_0, s00q23a, s00q23b</w:t>
+              <w:t>—</w:t>
             </w:r>
           </w:p>
         </w:tc>
@@ -1475,7 +1475,7 @@
                 <w:i w:val="0"/>
                 <w:sz w:val="17"/>
               </w:rPr>
-              <w:t>Prière de renseigner le sexe ou le lien de parenté de  Abdou Dimbelane  merci.</w:t>
+              <w:t>Prière de verifier l'information donnée par Mohamed Dimbelane ou corriger au niveau de la section 1.</w:t>
             </w:r>
           </w:p>
         </w:tc>
@@ -1534,7 +1534,7 @@
                 <w:color w:val="16A34A"/>
                 <w:sz w:val="16"/>
               </w:rPr>
-              <w:t>—</w:t>
+              <w:t>s01q10_1</w:t>
             </w:r>
           </w:p>
         </w:tc>
@@ -1565,7 +1565,7 @@
                 <w:i w:val="0"/>
                 <w:sz w:val="17"/>
               </w:rPr>
-              <w:t>Prière de verifier l'information donnée par Mohamed Dimbelane ou corriger au niveau de la section 1.</w:t>
+              <w:t>La taille du ménage lors de l'enquête principale (4) de ce ménage est inférieur à la taille du denombrement (9), prière de fournir des explications concrètes ou aller revisiter le ménage.</w:t>
             </w:r>
           </w:p>
         </w:tc>
@@ -1598,7 +1598,7 @@
                 <w:i w:val="0"/>
                 <w:sz w:val="16"/>
               </w:rPr>
-              <w:t>S01</w:t>
+              <w:t>S03</w:t>
               <w:br/>
             </w:r>
             <w:r>
@@ -1608,7 +1608,7 @@
                 <w:color w:val="64748B"/>
                 <w:sz w:val="14"/>
               </w:rPr>
-              <w:t>Démographie</w:t>
+              <w:t>Santé</w:t>
             </w:r>
           </w:p>
         </w:tc>
@@ -1624,7 +1624,7 @@
                 <w:color w:val="16A34A"/>
                 <w:sz w:val="16"/>
               </w:rPr>
-              <w:t>s01q10_1</w:t>
+              <w:t>s01q02, s01q12, s01q13, s02q03__2, s03q01, s01q00b</w:t>
             </w:r>
           </w:p>
         </w:tc>
@@ -1655,7 +1655,7 @@
                 <w:i w:val="0"/>
                 <w:sz w:val="17"/>
               </w:rPr>
-              <w:t>La taille du ménage lors de l'enquête principale (4) de ce ménage est inférieur à la taille du denombrement (9), prière de fournir des explications concrètes ou aller revisiter le ménage.</w:t>
+              <w:t>La section n'est pas renseignée pour Abdou Dimbelane, prière de la renseigner.</w:t>
             </w:r>
           </w:p>
         </w:tc>
@@ -1688,7 +1688,7 @@
                 <w:i w:val="0"/>
                 <w:sz w:val="16"/>
               </w:rPr>
-              <w:t>S03</w:t>
+              <w:t>S04</w:t>
               <w:br/>
             </w:r>
             <w:r>
@@ -1698,7 +1698,7 @@
                 <w:color w:val="64748B"/>
                 <w:sz w:val="14"/>
               </w:rPr>
-              <w:t>Santé</w:t>
+              <w:t>Emploi</w:t>
             </w:r>
           </w:p>
         </w:tc>
@@ -1714,7 +1714,7 @@
                 <w:color w:val="16A34A"/>
                 <w:sz w:val="16"/>
               </w:rPr>
-              <w:t>s01q02, s01q12, s01q13, s02q03__2, s03q01, s01q00b</w:t>
+              <w:t>s01q47__1, s01q47__2, s01q47__3, s01q47__4, s01q47__5, s01q47__6, s01q47__7, s02q15</w:t>
             </w:r>
           </w:p>
         </w:tc>
@@ -1745,7 +1745,7 @@
                 <w:i w:val="0"/>
                 <w:sz w:val="17"/>
               </w:rPr>
-              <w:t>La section n'est pas renseignée pour Abdou Dimbelane, prière de la renseigner.</w:t>
+              <w:t>Attention! le nombre d'heure (3 heures) que Khady Kane a travaillé par jour semble faible, veuillez s'il vous plait confirmer cette information avec le QG.</w:t>
             </w:r>
           </w:p>
         </w:tc>
@@ -1804,7 +1804,7 @@
                 <w:color w:val="16A34A"/>
                 <w:sz w:val="16"/>
               </w:rPr>
-              <w:t>s01q47__1, s01q47__2, s01q47__3, s01q47__4, s01q47__5, s01q47__6, s01q47__7, s02q15</w:t>
+              <w:t>s00q04, s01q41, s02q14, s01q00b</w:t>
             </w:r>
           </w:p>
         </w:tc>
@@ -1835,7 +1835,7 @@
                 <w:i w:val="0"/>
                 <w:sz w:val="17"/>
               </w:rPr>
-              <w:t>Attention! le nombre d'heure (3 heures) que Khady Kane a travaillé par jour semble faible, veuillez s'il vous plait confirmer cette information avec le QG.</w:t>
+              <w:t>Il manque des informations non renseignées de ( Khady Kane ), prière de renseignés toutes les questions liées à ( Khady Kane ).</w:t>
             </w:r>
           </w:p>
         </w:tc>
@@ -1894,7 +1894,7 @@
                 <w:color w:val="16A34A"/>
                 <w:sz w:val="16"/>
               </w:rPr>
-              <w:t>s00q04, s01q41, s02q14, s01q00b</w:t>
+              <w:t>s01q47__1, s01q47__2, s01q47__3, s01q47__4, s01q47__5, s01q47__6, s01q47__7, s02q15</w:t>
             </w:r>
           </w:p>
         </w:tc>
@@ -1925,7 +1925,7 @@
                 <w:i w:val="0"/>
                 <w:sz w:val="17"/>
               </w:rPr>
-              <w:t>Il manque des informations non renseignées de ( Khady Kane ), prière de renseignés toutes les questions liées à ( Khady Kane ).</w:t>
+              <w:t>Attention! le nombre d'heure (3 heures) que Seune Diop a travaillé par jour semble faible, veuillez s'il vous plait confirmer cette information avec le QG.</w:t>
             </w:r>
           </w:p>
         </w:tc>
@@ -1958,7 +1958,7 @@
                 <w:i w:val="0"/>
                 <w:sz w:val="16"/>
               </w:rPr>
-              <w:t>S04</w:t>
+              <w:t>S07</w:t>
               <w:br/>
             </w:r>
             <w:r>
@@ -1968,7 +1968,7 @@
                 <w:color w:val="64748B"/>
                 <w:sz w:val="14"/>
               </w:rPr>
-              <w:t>Emploi</w:t>
+              <w:t>Consommation alimentaire</w:t>
             </w:r>
           </w:p>
         </w:tc>
@@ -1984,7 +1984,7 @@
                 <w:color w:val="16A34A"/>
                 <w:sz w:val="16"/>
               </w:rPr>
-              <w:t>s01q47__1, s01q47__2, s01q47__3, s01q47__4, s01q47__5, s01q47__6, s01q47__7, s02q15</w:t>
+              <w:t>s00q07a, s00q08, s00q10, s00q13_0, s00q15_0, s00q17_0, s00q23a, s00q23b</w:t>
             </w:r>
           </w:p>
         </w:tc>
@@ -2015,7 +2015,7 @@
                 <w:i w:val="0"/>
                 <w:sz w:val="17"/>
               </w:rPr>
-              <w:t>Attention! le nombre d'heure (3 heures) que Seune Diop a travaillé par jour semble faible, veuillez s'il vous plait confirmer cette information avec le QG.</w:t>
+              <w:t>Le ménage a consommé Ail mais les informations sur la quantité, l'unité ou la taille ne sont pas renseignées.Prière de renseigner.</w:t>
             </w:r>
           </w:p>
         </w:tc>
@@ -2074,7 +2074,7 @@
                 <w:color w:val="16A34A"/>
                 <w:sz w:val="16"/>
               </w:rPr>
-              <w:t>s00q07a, s00q08, s00q10, s00q13_0, s00q15_0, s00q17_0, s00q23a, s00q23b</w:t>
+              <w:t>s01q25, s01q29, s01q30, s04q46, s01q00b</w:t>
             </w:r>
           </w:p>
         </w:tc>
@@ -2105,7 +2105,7 @@
                 <w:i w:val="0"/>
                 <w:sz w:val="17"/>
               </w:rPr>
-              <w:t>Le ménage a consommé Ail mais les informations sur la quantité, l'unité ou la taille ne sont pas renseignées.Prière de renseigner.</w:t>
+              <w:t>Il manque des informations non renseignées de Ail, prière de renseignés toutes les questions liées à Ail.</w:t>
             </w:r>
           </w:p>
         </w:tc>
@@ -2164,7 +2164,7 @@
                 <w:color w:val="16A34A"/>
                 <w:sz w:val="16"/>
               </w:rPr>
-              <w:t>s01q25, s01q29, s01q30, s04q46, s01q00b</w:t>
+              <w:t>s00q07a, s00q08, s00q10, s00q13_0, s00q15_0, s00q17_0, s00q23a, s00q23b</w:t>
             </w:r>
           </w:p>
         </w:tc>
@@ -2195,7 +2195,7 @@
                 <w:i w:val="0"/>
                 <w:sz w:val="17"/>
               </w:rPr>
-              <w:t>Il manque des informations non renseignées de Ail, prière de renseignés toutes les questions liées à Ail.</w:t>
+              <w:t>Le ménage a consommé Aubergine mais les informations sur la quantité, l'unité ou la taille ne sont pas renseignées.Prière de renseigner.</w:t>
             </w:r>
           </w:p>
         </w:tc>
@@ -2254,7 +2254,7 @@
                 <w:color w:val="16A34A"/>
                 <w:sz w:val="16"/>
               </w:rPr>
-              <w:t>s00q07a, s00q08, s00q10, s00q13_0, s00q15_0, s00q17_0, s00q23a, s00q23b</w:t>
+              <w:t>s01q25, s01q29, s01q30, s04q46, s01q00b</w:t>
             </w:r>
           </w:p>
         </w:tc>
@@ -2285,7 +2285,7 @@
                 <w:i w:val="0"/>
                 <w:sz w:val="17"/>
               </w:rPr>
-              <w:t>Le ménage a consommé Aubergine mais les informations sur la quantité, l'unité ou la taille ne sont pas renseignées.Prière de renseigner.</w:t>
+              <w:t>Il manque des informations non renseignées de Aubergine, prière de renseignés toutes les questions liées à Aubergine.</w:t>
             </w:r>
           </w:p>
         </w:tc>
@@ -2344,7 +2344,7 @@
                 <w:color w:val="16A34A"/>
                 <w:sz w:val="16"/>
               </w:rPr>
-              <w:t>s01q25, s01q29, s01q30, s04q46, s01q00b</w:t>
+              <w:t>s00q07a, s00q08, s00q10, s00q13_0, s00q15_0, s00q17_0, s00q23a, s00q23b</w:t>
             </w:r>
           </w:p>
         </w:tc>
@@ -2375,7 +2375,7 @@
                 <w:i w:val="0"/>
                 <w:sz w:val="17"/>
               </w:rPr>
-              <w:t>Il manque des informations non renseignées de Aubergine, prière de renseignés toutes les questions liées à Aubergine.</w:t>
+              <w:t>Le ménage a consommé Aubergine sauvage (Jaxatu) mais les informations sur la quantité, l'unité ou la taille ne sont pas renseignées.Prière de renseigner.</w:t>
             </w:r>
           </w:p>
         </w:tc>
@@ -2434,7 +2434,7 @@
                 <w:color w:val="16A34A"/>
                 <w:sz w:val="16"/>
               </w:rPr>
-              <w:t>s00q07a, s00q08, s00q10, s00q13_0, s00q15_0, s00q17_0, s00q23a, s00q23b</w:t>
+              <w:t>s01q25, s01q29, s01q30, s04q46, s01q00b</w:t>
             </w:r>
           </w:p>
         </w:tc>
@@ -2465,7 +2465,7 @@
                 <w:i w:val="0"/>
                 <w:sz w:val="17"/>
               </w:rPr>
-              <w:t>Le ménage a consommé Aubergine sauvage (Jaxatu) mais les informations sur la quantité, l'unité ou la taille ne sont pas renseignées.Prière de renseigner.</w:t>
+              <w:t>Il manque des informations non renseignées de Aubergine sauvage (Jaxatu), prière de renseignés toutes les questions liées à Aubergine sauvage (Jaxatu).</w:t>
             </w:r>
           </w:p>
         </w:tc>
@@ -2524,7 +2524,7 @@
                 <w:color w:val="16A34A"/>
                 <w:sz w:val="16"/>
               </w:rPr>
-              <w:t>s01q25, s01q29, s01q30, s04q46, s01q00b</w:t>
+              <w:t>s00q07a, s00q08, s00q10, s00q13_0, s00q15_0, s00q17_0, s00q23a, s00q23b</w:t>
             </w:r>
           </w:p>
         </w:tc>
@@ -2555,7 +2555,7 @@
                 <w:i w:val="0"/>
                 <w:sz w:val="17"/>
               </w:rPr>
-              <w:t>Il manque des informations non renseignées de Aubergine sauvage (Jaxatu), prière de renseignés toutes les questions liées à Aubergine sauvage (Jaxatu).</w:t>
+              <w:t>Le ménage a consommé Autre Poisson frais ( thiarumbekh [mollette],etc) mais les informations sur la quantité, l'unité ou la taille ne sont pas renseignées.Prière de renseigner.</w:t>
             </w:r>
           </w:p>
         </w:tc>
@@ -2614,7 +2614,7 @@
                 <w:color w:val="16A34A"/>
                 <w:sz w:val="16"/>
               </w:rPr>
-              <w:t>s00q07a, s00q08, s00q10, s00q13_0, s00q15_0, s00q17_0, s00q23a, s00q23b</w:t>
+              <w:t>s01q25, s01q29, s01q30, s04q46, s01q00b</w:t>
             </w:r>
           </w:p>
         </w:tc>
@@ -2645,7 +2645,7 @@
                 <w:i w:val="0"/>
                 <w:sz w:val="17"/>
               </w:rPr>
-              <w:t>Le ménage a consommé Autre Poisson frais ( thiarumbekh [mollette],etc) mais les informations sur la quantité, l'unité ou la taille ne sont pas renseignées.Prière de renseigner.</w:t>
+              <w:t>Il manque des informations non renseignées de Autre Poisson frais ( thiarumbekh [mollette],etc), prière de renseignés toutes les questions liées à Autre Poisson frais ( thiarumbekh [mollette],etc).</w:t>
             </w:r>
           </w:p>
         </w:tc>
@@ -2704,7 +2704,7 @@
                 <w:color w:val="16A34A"/>
                 <w:sz w:val="16"/>
               </w:rPr>
-              <w:t>s01q25, s01q29, s01q30, s04q46, s01q00b</w:t>
+              <w:t>s00q07a, s00q08, s00q10, s00q13_0, s00q15_0, s00q17_0, s00q23a, s00q23b</w:t>
             </w:r>
           </w:p>
         </w:tc>
@@ -2735,7 +2735,7 @@
                 <w:i w:val="0"/>
                 <w:sz w:val="17"/>
               </w:rPr>
-              <w:t>Il manque des informations non renseignées de Autre Poisson frais ( thiarumbekh [mollette],etc), prière de renseignés toutes les questions liées à Autre Poisson frais ( thiarumbekh [mollette],etc).</w:t>
+              <w:t>Le ménage a consommé Autre légumes frais n.d.a mais les informations sur la quantité, l'unité ou la taille ne sont pas renseignées.Prière de renseigner.</w:t>
             </w:r>
           </w:p>
         </w:tc>
@@ -2794,7 +2794,7 @@
                 <w:color w:val="16A34A"/>
                 <w:sz w:val="16"/>
               </w:rPr>
-              <w:t>s00q07a, s00q08, s00q10, s00q13_0, s00q15_0, s00q17_0, s00q23a, s00q23b</w:t>
+              <w:t>s01q25, s01q29, s01q30, s04q46, s01q00b</w:t>
             </w:r>
           </w:p>
         </w:tc>
@@ -2825,7 +2825,7 @@
                 <w:i w:val="0"/>
                 <w:sz w:val="17"/>
               </w:rPr>
-              <w:t>Le ménage a consommé Autre légumes frais n.d.a mais les informations sur la quantité, l'unité ou la taille ne sont pas renseignées.Prière de renseigner.</w:t>
+              <w:t>Il manque des informations non renseignées de Autre légumes frais n.d.a, prière de renseignés toutes les questions liées à Autre légumes frais n.d.a.</w:t>
             </w:r>
           </w:p>
         </w:tc>
@@ -2884,7 +2884,7 @@
                 <w:color w:val="16A34A"/>
                 <w:sz w:val="16"/>
               </w:rPr>
-              <w:t>s01q25, s01q29, s01q30, s04q46, s01q00b</w:t>
+              <w:t>s00q07a, s00q08, s00q10, s00q13_0, s00q15_0, s00q17_0, s00q23a, s00q23b</w:t>
             </w:r>
           </w:p>
         </w:tc>
@@ -2915,7 +2915,7 @@
                 <w:i w:val="0"/>
                 <w:sz w:val="17"/>
               </w:rPr>
-              <w:t>Il manque des informations non renseignées de Autre légumes frais n.d.a, prière de renseignés toutes les questions liées à Autre légumes frais n.d.a.</w:t>
+              <w:t>Le ménage a consommé Banane douce mais les informations sur la quantité, l'unité ou la taille ne sont pas renseignées.Prière de renseigner.</w:t>
             </w:r>
           </w:p>
         </w:tc>
@@ -2974,7 +2974,7 @@
                 <w:color w:val="16A34A"/>
                 <w:sz w:val="16"/>
               </w:rPr>
-              <w:t>s00q07a, s00q08, s00q10, s00q13_0, s00q15_0, s00q17_0, s00q23a, s00q23b</w:t>
+              <w:t>s01q25, s01q29, s01q30, s04q46, s01q00b</w:t>
             </w:r>
           </w:p>
         </w:tc>
@@ -3005,7 +3005,7 @@
                 <w:i w:val="0"/>
                 <w:sz w:val="17"/>
               </w:rPr>
-              <w:t>Le ménage a consommé Banane douce mais les informations sur la quantité, l'unité ou la taille ne sont pas renseignées.Prière de renseigner.</w:t>
+              <w:t>Il manque des informations non renseignées de Banane douce, prière de renseignés toutes les questions liées à Banane douce.</w:t>
             </w:r>
           </w:p>
         </w:tc>
@@ -3064,7 +3064,7 @@
                 <w:color w:val="16A34A"/>
                 <w:sz w:val="16"/>
               </w:rPr>
-              <w:t>s01q25, s01q29, s01q30, s04q46, s01q00b</w:t>
+              <w:t>s00q07a, s00q08, s00q10, s00q13_0, s00q15_0, s00q17_0, s00q23a, s00q23b</w:t>
             </w:r>
           </w:p>
         </w:tc>
@@ -3095,7 +3095,7 @@
                 <w:i w:val="0"/>
                 <w:sz w:val="17"/>
               </w:rPr>
-              <w:t>Il manque des informations non renseignées de Banane douce, prière de renseignés toutes les questions liées à Banane douce.</w:t>
+              <w:t>Le ménage a consommé Café en poudre soluble mais les informations sur la quantité, l'unité ou la taille ne sont pas renseignées.Prière de renseigner.</w:t>
             </w:r>
           </w:p>
         </w:tc>
@@ -3154,7 +3154,7 @@
                 <w:color w:val="16A34A"/>
                 <w:sz w:val="16"/>
               </w:rPr>
-              <w:t>s00q07a, s00q08, s00q10, s00q13_0, s00q15_0, s00q17_0, s00q23a, s00q23b</w:t>
+              <w:t>s01q25, s01q29, s01q30, s04q46, s01q00b</w:t>
             </w:r>
           </w:p>
         </w:tc>
@@ -3185,7 +3185,7 @@
                 <w:i w:val="0"/>
                 <w:sz w:val="17"/>
               </w:rPr>
-              <w:t>Le ménage a consommé Café en poudre soluble mais les informations sur la quantité, l'unité ou la taille ne sont pas renseignées.Prière de renseigner.</w:t>
+              <w:t>Il manque des informations non renseignées de Café en poudre soluble, prière de renseignés toutes les questions liées à Café en poudre soluble.</w:t>
             </w:r>
           </w:p>
         </w:tc>
@@ -3244,7 +3244,7 @@
                 <w:color w:val="16A34A"/>
                 <w:sz w:val="16"/>
               </w:rPr>
-              <w:t>s01q25, s01q29, s01q30, s04q46, s01q00b</w:t>
+              <w:t>s00q07a, s00q08, s00q10, s00q13_0, s00q15_0, s00q17_0, s00q23a, s00q23b</w:t>
             </w:r>
           </w:p>
         </w:tc>
@@ -3275,7 +3275,7 @@
                 <w:i w:val="0"/>
                 <w:sz w:val="17"/>
               </w:rPr>
-              <w:t>Il manque des informations non renseignées de Café en poudre soluble, prière de renseignés toutes les questions liées à Café en poudre soluble.</w:t>
+              <w:t>Le ménage a consommé Carotte mais les informations sur la quantité, l'unité ou la taille ne sont pas renseignées.Prière de renseigner.</w:t>
             </w:r>
           </w:p>
         </w:tc>
@@ -3334,7 +3334,7 @@
                 <w:color w:val="16A34A"/>
                 <w:sz w:val="16"/>
               </w:rPr>
-              <w:t>s00q07a, s00q08, s00q10, s00q13_0, s00q15_0, s00q17_0, s00q23a, s00q23b</w:t>
+              <w:t>s01q25, s01q29, s01q30, s04q46, s01q00b</w:t>
             </w:r>
           </w:p>
         </w:tc>
@@ -3365,7 +3365,7 @@
                 <w:i w:val="0"/>
                 <w:sz w:val="17"/>
               </w:rPr>
-              <w:t>Le ménage a consommé Carotte mais les informations sur la quantité, l'unité ou la taille ne sont pas renseignées.Prière de renseigner.</w:t>
+              <w:t>Il manque des informations non renseignées de Carotte, prière de renseignés toutes les questions liées à Carotte.</w:t>
             </w:r>
           </w:p>
         </w:tc>
@@ -3424,7 +3424,7 @@
                 <w:color w:val="16A34A"/>
                 <w:sz w:val="16"/>
               </w:rPr>
-              <w:t>s01q25, s01q29, s01q30, s04q46, s01q00b</w:t>
+              <w:t>s00q07a, s00q08, s00q10, s00q13_0, s00q15_0, s00q17_0, s00q23a, s00q23b</w:t>
             </w:r>
           </w:p>
         </w:tc>
@@ -3455,7 +3455,7 @@
                 <w:i w:val="0"/>
                 <w:sz w:val="17"/>
               </w:rPr>
-              <w:t>Il manque des informations non renseignées de Carotte, prière de renseignés toutes les questions liées à Carotte.</w:t>
+              <w:t>Le ménage a consommé Choux mais les informations sur la quantité, l'unité ou la taille ne sont pas renseignées.Prière de renseigner.</w:t>
             </w:r>
           </w:p>
         </w:tc>
@@ -3514,7 +3514,7 @@
                 <w:color w:val="16A34A"/>
                 <w:sz w:val="16"/>
               </w:rPr>
-              <w:t>s00q07a, s00q08, s00q10, s00q13_0, s00q15_0, s00q17_0, s00q23a, s00q23b</w:t>
+              <w:t>s01q25, s01q29, s01q30, s04q46, s01q00b</w:t>
             </w:r>
           </w:p>
         </w:tc>
@@ -3545,7 +3545,7 @@
                 <w:i w:val="0"/>
                 <w:sz w:val="17"/>
               </w:rPr>
-              <w:t>Le ménage a consommé Choux mais les informations sur la quantité, l'unité ou la taille ne sont pas renseignées.Prière de renseigner.</w:t>
+              <w:t>Il manque des informations non renseignées de Choux, prière de renseignés toutes les questions liées à Choux.</w:t>
             </w:r>
           </w:p>
         </w:tc>
@@ -3604,7 +3604,7 @@
                 <w:color w:val="16A34A"/>
                 <w:sz w:val="16"/>
               </w:rPr>
-              <w:t>s01q25, s01q29, s01q30, s04q46, s01q00b</w:t>
+              <w:t>s00q07a, s00q08, s00q10, s00q13_0, s00q15_0, s00q17_0, s00q23a, s00q23b</w:t>
             </w:r>
           </w:p>
         </w:tc>
@@ -3635,7 +3635,7 @@
                 <w:i w:val="0"/>
                 <w:sz w:val="17"/>
               </w:rPr>
-              <w:t>Il manque des informations non renseignées de Choux, prière de renseignés toutes les questions liées à Choux.</w:t>
+              <w:t>Le ménage a consommé Citron mais les informations sur la quantité, l'unité ou la taille ne sont pas renseignées.Prière de renseigner.</w:t>
             </w:r>
           </w:p>
         </w:tc>
@@ -3694,7 +3694,7 @@
                 <w:color w:val="16A34A"/>
                 <w:sz w:val="16"/>
               </w:rPr>
-              <w:t>s00q07a, s00q08, s00q10, s00q13_0, s00q15_0, s00q17_0, s00q23a, s00q23b</w:t>
+              <w:t>s01q25, s01q29, s01q30, s04q46, s01q00b</w:t>
             </w:r>
           </w:p>
         </w:tc>
@@ -3725,7 +3725,7 @@
                 <w:i w:val="0"/>
                 <w:sz w:val="17"/>
               </w:rPr>
-              <w:t>Le ménage a consommé Citron mais les informations sur la quantité, l'unité ou la taille ne sont pas renseignées.Prière de renseigner.</w:t>
+              <w:t>Il manque des informations non renseignées de Citron, prière de renseignés toutes les questions liées à Citron.</w:t>
             </w:r>
           </w:p>
         </w:tc>
@@ -3784,7 +3784,7 @@
                 <w:color w:val="16A34A"/>
                 <w:sz w:val="16"/>
               </w:rPr>
-              <w:t>s01q25, s01q29, s01q30, s04q46, s01q00b</w:t>
+              <w:t>s00q07a, s00q08, s00q10, s00q13_0, s00q15_0, s00q17_0, s00q23a, s00q23b</w:t>
             </w:r>
           </w:p>
         </w:tc>
@@ -3815,7 +3815,7 @@
                 <w:i w:val="0"/>
                 <w:sz w:val="17"/>
               </w:rPr>
-              <w:t>Il manque des informations non renseignées de Citron, prière de renseignés toutes les questions liées à Citron.</w:t>
+              <w:t>Le ménage a consommé Con fumé mais les informations sur la quantité, l'unité ou la taille ne sont pas renseignées.Prière de renseigner.</w:t>
             </w:r>
           </w:p>
         </w:tc>
@@ -3874,7 +3874,7 @@
                 <w:color w:val="16A34A"/>
                 <w:sz w:val="16"/>
               </w:rPr>
-              <w:t>s00q07a, s00q08, s00q10, s00q13_0, s00q15_0, s00q17_0, s00q23a, s00q23b</w:t>
+              <w:t>s01q25, s01q29, s01q30, s04q46, s01q00b</w:t>
             </w:r>
           </w:p>
         </w:tc>
@@ -3905,7 +3905,7 @@
                 <w:i w:val="0"/>
                 <w:sz w:val="17"/>
               </w:rPr>
-              <w:t>Le ménage a consommé Con fumé mais les informations sur la quantité, l'unité ou la taille ne sont pas renseignées.Prière de renseigner.</w:t>
+              <w:t>Il manque des informations non renseignées de Con fumé, prière de renseignés toutes les questions liées à Con fumé.</w:t>
             </w:r>
           </w:p>
         </w:tc>
@@ -3964,7 +3964,7 @@
                 <w:color w:val="16A34A"/>
                 <w:sz w:val="16"/>
               </w:rPr>
-              <w:t>s01q25, s01q29, s01q30, s04q46, s01q00b</w:t>
+              <w:t>s00q07a, s00q08, s00q10, s00q13_0, s00q15_0, s00q17_0, s00q23a, s00q23b</w:t>
             </w:r>
           </w:p>
         </w:tc>
@@ -3995,7 +3995,7 @@
                 <w:i w:val="0"/>
                 <w:sz w:val="17"/>
               </w:rPr>
-              <w:t>Il manque des informations non renseignées de Con fumé, prière de renseignés toutes les questions liées à Con fumé.</w:t>
+              <w:t>Le ménage a consommé Concentré de tomate mais les informations sur la quantité, l'unité ou la taille ne sont pas renseignées.Prière de renseigner.</w:t>
             </w:r>
           </w:p>
         </w:tc>
@@ -4054,7 +4054,7 @@
                 <w:color w:val="16A34A"/>
                 <w:sz w:val="16"/>
               </w:rPr>
-              <w:t>s00q07a, s00q08, s00q10, s00q13_0, s00q15_0, s00q17_0, s00q23a, s00q23b</w:t>
+              <w:t>s01q25, s01q29, s01q30, s04q46, s01q00b</w:t>
             </w:r>
           </w:p>
         </w:tc>
@@ -4085,7 +4085,7 @@
                 <w:i w:val="0"/>
                 <w:sz w:val="17"/>
               </w:rPr>
-              <w:t>Le ménage a consommé Concentré de tomate mais les informations sur la quantité, l'unité ou la taille ne sont pas renseignées.Prière de renseigner.</w:t>
+              <w:t>Il manque des informations non renseignées de Concentré de tomate, prière de renseignés toutes les questions liées à Concentré de tomate.</w:t>
             </w:r>
           </w:p>
         </w:tc>
@@ -4144,7 +4144,7 @@
                 <w:color w:val="16A34A"/>
                 <w:sz w:val="16"/>
               </w:rPr>
-              <w:t>s01q25, s01q29, s01q30, s04q46, s01q00b</w:t>
+              <w:t>s00q07a, s00q08, s00q10, s00q13_0, s00q15_0, s00q17_0, s00q23a, s00q23b</w:t>
             </w:r>
           </w:p>
         </w:tc>
@@ -4175,7 +4175,7 @@
                 <w:i w:val="0"/>
                 <w:sz w:val="17"/>
               </w:rPr>
-              <w:t>Il manque des informations non renseignées de Concentré de tomate, prière de renseignés toutes les questions liées à Concentré de tomate.</w:t>
+              <w:t>Le ménage a consommé Cube alimentaire (Maggi, Jumbo, ) et bouillon en poudre mais les informations sur la quantité, l'unité ou la taille ne sont pas renseignées.Prière de renseigner.</w:t>
             </w:r>
           </w:p>
         </w:tc>
@@ -4234,7 +4234,7 @@
                 <w:color w:val="16A34A"/>
                 <w:sz w:val="16"/>
               </w:rPr>
-              <w:t>s00q07a, s00q08, s00q10, s00q13_0, s00q15_0, s00q17_0, s00q23a, s00q23b</w:t>
+              <w:t>s01q25, s01q29, s01q30, s04q46, s01q00b</w:t>
             </w:r>
           </w:p>
         </w:tc>
@@ -4265,7 +4265,7 @@
                 <w:i w:val="0"/>
                 <w:sz w:val="17"/>
               </w:rPr>
-              <w:t>Le ménage a consommé Cube alimentaire (Maggi, Jumbo, ) et bouillon en poudre mais les informations sur la quantité, l'unité ou la taille ne sont pas renseignées.Prière de renseigner.</w:t>
+              <w:t>Il manque des informations non renseignées de Cube alimentaire (Maggi, Jumbo, ) et bouillon en poudre, prière de renseignés toutes les questions liées à Cube alimentaire (Maggi, Jumbo, ) et bouillon en poudre.</w:t>
             </w:r>
           </w:p>
         </w:tc>
@@ -4324,7 +4324,7 @@
                 <w:color w:val="16A34A"/>
                 <w:sz w:val="16"/>
               </w:rPr>
-              <w:t>s01q25, s01q29, s01q30, s04q46, s01q00b</w:t>
+              <w:t>s00q07a, s00q08, s00q10, s00q13_0, s00q15_0, s00q17_0, s00q23a, s00q23b</w:t>
             </w:r>
           </w:p>
         </w:tc>
@@ -4355,7 +4355,7 @@
                 <w:i w:val="0"/>
                 <w:sz w:val="17"/>
               </w:rPr>
-              <w:t>Il manque des informations non renseignées de Cube alimentaire (Maggi, Jumbo, ) et bouillon en poudre, prière de renseignés toutes les questions liées à Cube alimentaire (Maggi, Jumbo, ) et bouillon en poudre.</w:t>
+              <w:t>Le ménage a consommé Gombo frais mais les informations sur la quantité, l'unité ou la taille ne sont pas renseignées.Prière de renseigner.</w:t>
             </w:r>
           </w:p>
         </w:tc>
@@ -4414,7 +4414,7 @@
                 <w:color w:val="16A34A"/>
                 <w:sz w:val="16"/>
               </w:rPr>
-              <w:t>s00q07a, s00q08, s00q10, s00q13_0, s00q15_0, s00q17_0, s00q23a, s00q23b</w:t>
+              <w:t>s01q25, s01q29, s01q30, s04q46, s01q00b</w:t>
             </w:r>
           </w:p>
         </w:tc>
@@ -4445,7 +4445,7 @@
                 <w:i w:val="0"/>
                 <w:sz w:val="17"/>
               </w:rPr>
-              <w:t>Le ménage a consommé Gombo frais mais les informations sur la quantité, l'unité ou la taille ne sont pas renseignées.Prière de renseigner.</w:t>
+              <w:t>Il manque des informations non renseignées de Gombo frais, prière de renseignés toutes les questions liées à Gombo frais.</w:t>
             </w:r>
           </w:p>
         </w:tc>
@@ -4504,7 +4504,7 @@
                 <w:color w:val="16A34A"/>
                 <w:sz w:val="16"/>
               </w:rPr>
-              <w:t>s01q25, s01q29, s01q30, s04q46, s01q00b</w:t>
+              <w:t>s00q07a, s00q08, s00q10, s00q13_0, s00q15_0, s00q17_0, s00q23a, s00q23b</w:t>
             </w:r>
           </w:p>
         </w:tc>
@@ -4535,7 +4535,7 @@
                 <w:i w:val="0"/>
                 <w:sz w:val="17"/>
               </w:rPr>
-              <w:t>Il manque des informations non renseignées de Gombo frais, prière de renseignés toutes les questions liées à Gombo frais.</w:t>
+              <w:t>Le ménage a consommé Huile de palme brute mais les informations sur la quantité, l'unité ou la taille ne sont pas renseignées.Prière de renseigner.</w:t>
             </w:r>
           </w:p>
         </w:tc>
@@ -4594,7 +4594,7 @@
                 <w:color w:val="16A34A"/>
                 <w:sz w:val="16"/>
               </w:rPr>
-              <w:t>s00q07a, s00q08, s00q10, s00q13_0, s00q15_0, s00q17_0, s00q23a, s00q23b</w:t>
+              <w:t>s01q25, s01q29, s01q30, s04q46, s01q00b</w:t>
             </w:r>
           </w:p>
         </w:tc>
@@ -4625,7 +4625,7 @@
                 <w:i w:val="0"/>
                 <w:sz w:val="17"/>
               </w:rPr>
-              <w:t>Le ménage a consommé Huile de palme brute mais les informations sur la quantité, l'unité ou la taille ne sont pas renseignées.Prière de renseigner.</w:t>
+              <w:t>Il manque des informations non renseignées de Huile de palme brute, prière de renseignés toutes les questions liées à Huile de palme brute.</w:t>
             </w:r>
           </w:p>
         </w:tc>
@@ -4684,7 +4684,7 @@
                 <w:color w:val="16A34A"/>
                 <w:sz w:val="16"/>
               </w:rPr>
-              <w:t>s01q25, s01q29, s01q30, s04q46, s01q00b</w:t>
+              <w:t>s00q07a, s00q08, s00q10, s00q13_0, s00q15_0, s00q17_0, s00q23a, s00q23b</w:t>
             </w:r>
           </w:p>
         </w:tc>
@@ -4715,7 +4715,7 @@
                 <w:i w:val="0"/>
                 <w:sz w:val="17"/>
               </w:rPr>
-              <w:t>Il manque des informations non renseignées de Huile de palme brute, prière de renseignés toutes les questions liées à Huile de palme brute.</w:t>
+              <w:t>Le ménage a consommé Huile de palme raffinée mais les informations sur la quantité, l'unité ou la taille ne sont pas renseignées.Prière de renseigner.</w:t>
             </w:r>
           </w:p>
         </w:tc>
@@ -4774,7 +4774,7 @@
                 <w:color w:val="16A34A"/>
                 <w:sz w:val="16"/>
               </w:rPr>
-              <w:t>s00q07a, s00q08, s00q10, s00q13_0, s00q15_0, s00q17_0, s00q23a, s00q23b</w:t>
+              <w:t>s01q25, s01q29, s01q30, s04q46, s01q00b</w:t>
             </w:r>
           </w:p>
         </w:tc>
@@ -4805,7 +4805,7 @@
                 <w:i w:val="0"/>
                 <w:sz w:val="17"/>
               </w:rPr>
-              <w:t>Le ménage a consommé Huile de palme raffinée mais les informations sur la quantité, l'unité ou la taille ne sont pas renseignées.Prière de renseigner.</w:t>
+              <w:t>Il manque des informations non renseignées de Huile de palme raffinée, prière de renseignés toutes les questions liées à Huile de palme raffinée.</w:t>
             </w:r>
           </w:p>
         </w:tc>
@@ -4864,7 +4864,7 @@
                 <w:color w:val="16A34A"/>
                 <w:sz w:val="16"/>
               </w:rPr>
-              <w:t>s01q25, s01q29, s01q30, s04q46, s01q00b</w:t>
+              <w:t>s00q07a, s00q08, s00q10, s00q13_0, s00q15_0, s00q17_0, s00q23a, s00q23b</w:t>
             </w:r>
           </w:p>
         </w:tc>
@@ -4895,7 +4895,7 @@
                 <w:i w:val="0"/>
                 <w:sz w:val="17"/>
               </w:rPr>
-              <w:t>Il manque des informations non renseignées de Huile de palme raffinée, prière de renseignés toutes les questions liées à Huile de palme raffinée.</w:t>
+              <w:t>Le ménage a consommé Lait en poudre mais les informations sur la quantité, l'unité ou la taille ne sont pas renseignées.Prière de renseigner.</w:t>
             </w:r>
           </w:p>
         </w:tc>
@@ -4954,7 +4954,7 @@
                 <w:color w:val="16A34A"/>
                 <w:sz w:val="16"/>
               </w:rPr>
-              <w:t>s00q07a, s00q08, s00q10, s00q13_0, s00q15_0, s00q17_0, s00q23a, s00q23b</w:t>
+              <w:t>s01q25, s01q29, s01q30, s04q46, s01q00b</w:t>
             </w:r>
           </w:p>
         </w:tc>
@@ -4985,7 +4985,7 @@
                 <w:i w:val="0"/>
                 <w:sz w:val="17"/>
               </w:rPr>
-              <w:t>Le ménage a consommé Lait en poudre mais les informations sur la quantité, l'unité ou la taille ne sont pas renseignées.Prière de renseigner.</w:t>
+              <w:t>Il manque des informations non renseignées de Lait en poudre, prière de renseignés toutes les questions liées à Lait en poudre.</w:t>
             </w:r>
           </w:p>
         </w:tc>
@@ -5044,7 +5044,7 @@
                 <w:color w:val="16A34A"/>
                 <w:sz w:val="16"/>
               </w:rPr>
-              <w:t>s01q25, s01q29, s01q30, s04q46, s01q00b</w:t>
+              <w:t>s00q07a, s00q08, s00q10, s00q13_0, s00q15_0, s00q17_0, s00q23a, s00q23b</w:t>
             </w:r>
           </w:p>
         </w:tc>
@@ -5075,7 +5075,7 @@
                 <w:i w:val="0"/>
                 <w:sz w:val="17"/>
               </w:rPr>
-              <w:t>Il manque des informations non renseignées de Lait en poudre, prière de renseignés toutes les questions liées à Lait en poudre.</w:t>
+              <w:t>Le ménage a consommé Lait frais indrustiel mais les informations sur la quantité, l'unité ou la taille ne sont pas renseignées.Prière de renseigner.</w:t>
             </w:r>
           </w:p>
         </w:tc>
@@ -5134,7 +5134,7 @@
                 <w:color w:val="16A34A"/>
                 <w:sz w:val="16"/>
               </w:rPr>
-              <w:t>s00q07a, s00q08, s00q10, s00q13_0, s00q15_0, s00q17_0, s00q23a, s00q23b</w:t>
+              <w:t>s01q25, s01q29, s01q30, s04q46, s01q00b</w:t>
             </w:r>
           </w:p>
         </w:tc>
@@ -5165,7 +5165,7 @@
                 <w:i w:val="0"/>
                 <w:sz w:val="17"/>
               </w:rPr>
-              <w:t>Le ménage a consommé Lait frais indrustiel mais les informations sur la quantité, l'unité ou la taille ne sont pas renseignées.Prière de renseigner.</w:t>
+              <w:t>Il manque des informations non renseignées de Lait frais indrustiel, prière de renseignés toutes les questions liées à Lait frais indrustiel.</w:t>
             </w:r>
           </w:p>
         </w:tc>
@@ -5224,7 +5224,7 @@
                 <w:color w:val="16A34A"/>
                 <w:sz w:val="16"/>
               </w:rPr>
-              <w:t>s01q25, s01q29, s01q30, s04q46, s01q00b</w:t>
+              <w:t>s00q07a, s00q08, s00q10, s00q13_0, s00q15_0, s00q17_0, s00q23a, s00q23b</w:t>
             </w:r>
           </w:p>
         </w:tc>
@@ -5255,7 +5255,7 @@
                 <w:i w:val="0"/>
                 <w:sz w:val="17"/>
               </w:rPr>
-              <w:t>Il manque des informations non renseignées de Lait frais indrustiel, prière de renseignés toutes les questions liées à Lait frais indrustiel.</w:t>
+              <w:t>Le ménage a consommé Manioc en tubercules mais les informations sur la quantité, l'unité ou la taille ne sont pas renseignées.Prière de renseigner.</w:t>
             </w:r>
           </w:p>
         </w:tc>
@@ -5314,7 +5314,7 @@
                 <w:color w:val="16A34A"/>
                 <w:sz w:val="16"/>
               </w:rPr>
-              <w:t>s00q07a, s00q08, s00q10, s00q13_0, s00q15_0, s00q17_0, s00q23a, s00q23b</w:t>
+              <w:t>s01q25, s01q29, s01q30, s04q46, s01q00b</w:t>
             </w:r>
           </w:p>
         </w:tc>
@@ -5345,7 +5345,7 @@
                 <w:i w:val="0"/>
                 <w:sz w:val="17"/>
               </w:rPr>
-              <w:t>Le ménage a consommé Manioc en tubercules mais les informations sur la quantité, l'unité ou la taille ne sont pas renseignées.Prière de renseigner.</w:t>
+              <w:t>Il manque des informations non renseignées de Manioc en tubercules, prière de renseignés toutes les questions liées à Manioc en tubercules.</w:t>
             </w:r>
           </w:p>
         </w:tc>
@@ -5404,7 +5404,7 @@
                 <w:color w:val="16A34A"/>
                 <w:sz w:val="16"/>
               </w:rPr>
-              <w:t>s01q25, s01q29, s01q30, s04q46, s01q00b</w:t>
+              <w:t>s00q07a, s00q08, s00q10, s00q13_0, s00q15_0, s00q17_0, s00q23a, s00q23b</w:t>
             </w:r>
           </w:p>
         </w:tc>
@@ -5435,7 +5435,7 @@
                 <w:i w:val="0"/>
                 <w:sz w:val="17"/>
               </w:rPr>
-              <w:t>Il manque des informations non renseignées de Manioc en tubercules, prière de renseignés toutes les questions liées à Manioc en tubercules.</w:t>
+              <w:t>Le ménage a consommé Oignon frais mais les informations sur la quantité, l'unité ou la taille ne sont pas renseignées.Prière de renseigner.</w:t>
             </w:r>
           </w:p>
         </w:tc>
@@ -5494,7 +5494,7 @@
                 <w:color w:val="16A34A"/>
                 <w:sz w:val="16"/>
               </w:rPr>
-              <w:t>s00q07a, s00q08, s00q10, s00q13_0, s00q15_0, s00q17_0, s00q23a, s00q23b</w:t>
+              <w:t>s01q25, s01q29, s01q30, s04q46, s01q00b</w:t>
             </w:r>
           </w:p>
         </w:tc>
@@ -5525,7 +5525,7 @@
                 <w:i w:val="0"/>
                 <w:sz w:val="17"/>
               </w:rPr>
-              <w:t>Le ménage a consommé Oignon frais mais les informations sur la quantité, l'unité ou la taille ne sont pas renseignées.Prière de renseigner.</w:t>
+              <w:t>Il manque des informations non renseignées de Oignon frais, prière de renseignés toutes les questions liées à Oignon frais.</w:t>
             </w:r>
           </w:p>
         </w:tc>
@@ -5584,7 +5584,7 @@
                 <w:color w:val="16A34A"/>
                 <w:sz w:val="16"/>
               </w:rPr>
-              <w:t>s01q25, s01q29, s01q30, s04q46, s01q00b</w:t>
+              <w:t>s00q07a, s00q08, s00q10, s00q13_0, s00q15_0, s00q17_0, s00q23a, s00q23b</w:t>
             </w:r>
           </w:p>
         </w:tc>
@@ -5615,7 +5615,7 @@
                 <w:i w:val="0"/>
                 <w:sz w:val="17"/>
               </w:rPr>
-              <w:t>Il manque des informations non renseignées de Oignon frais, prière de renseignés toutes les questions liées à Oignon frais.</w:t>
+              <w:t>Le ménage a consommé Patate douce mais les informations sur la quantité, l'unité ou la taille ne sont pas renseignées.Prière de renseigner.</w:t>
             </w:r>
           </w:p>
         </w:tc>
@@ -5674,7 +5674,7 @@
                 <w:color w:val="16A34A"/>
                 <w:sz w:val="16"/>
               </w:rPr>
-              <w:t>s00q07a, s00q08, s00q10, s00q13_0, s00q15_0, s00q17_0, s00q23a, s00q23b</w:t>
+              <w:t>s01q25, s01q29, s01q30, s04q46, s01q00b</w:t>
             </w:r>
           </w:p>
         </w:tc>
@@ -5705,7 +5705,7 @@
                 <w:i w:val="0"/>
                 <w:sz w:val="17"/>
               </w:rPr>
-              <w:t>Le ménage a consommé Patate douce mais les informations sur la quantité, l'unité ou la taille ne sont pas renseignées.Prière de renseigner.</w:t>
+              <w:t>Il manque des informations non renseignées de Patate douce, prière de renseignés toutes les questions liées à Patate douce.</w:t>
             </w:r>
           </w:p>
         </w:tc>
@@ -5764,7 +5764,7 @@
                 <w:color w:val="16A34A"/>
                 <w:sz w:val="16"/>
               </w:rPr>
-              <w:t>s01q25, s01q29, s01q30, s04q46, s01q00b</w:t>
+              <w:t>s00q07a, s00q08, s00q10, s00q13_0, s00q15_0, s00q17_0, s00q23a, s00q23b</w:t>
             </w:r>
           </w:p>
         </w:tc>
@@ -5795,7 +5795,7 @@
                 <w:i w:val="0"/>
                 <w:sz w:val="17"/>
               </w:rPr>
-              <w:t>Il manque des informations non renseignées de Patate douce, prière de renseignés toutes les questions liées à Patate douce.</w:t>
+              <w:t>Le ménage a consommé Piment frais mais les informations sur la quantité, l'unité ou la taille ne sont pas renseignées.Prière de renseigner.</w:t>
             </w:r>
           </w:p>
         </w:tc>
@@ -5854,7 +5854,7 @@
                 <w:color w:val="16A34A"/>
                 <w:sz w:val="16"/>
               </w:rPr>
-              <w:t>s00q07a, s00q08, s00q10, s00q13_0, s00q15_0, s00q17_0, s00q23a, s00q23b</w:t>
+              <w:t>s01q25, s01q29, s01q30, s04q46, s01q00b</w:t>
             </w:r>
           </w:p>
         </w:tc>
@@ -5885,7 +5885,7 @@
                 <w:i w:val="0"/>
                 <w:sz w:val="17"/>
               </w:rPr>
-              <w:t>Le ménage a consommé Piment frais mais les informations sur la quantité, l'unité ou la taille ne sont pas renseignées.Prière de renseigner.</w:t>
+              <w:t>Il manque des informations non renseignées de Piment frais, prière de renseignés toutes les questions liées à Piment frais.</w:t>
             </w:r>
           </w:p>
         </w:tc>
@@ -5944,7 +5944,7 @@
                 <w:color w:val="16A34A"/>
                 <w:sz w:val="16"/>
               </w:rPr>
-              <w:t>s01q25, s01q29, s01q30, s04q46, s01q00b</w:t>
+              <w:t>s00q07a, s00q08, s00q10, s00q13_0, s00q15_0, s00q17_0, s00q23a, s00q23b</w:t>
             </w:r>
           </w:p>
         </w:tc>
@@ -5975,7 +5975,7 @@
                 <w:i w:val="0"/>
                 <w:sz w:val="17"/>
               </w:rPr>
-              <w:t>Il manque des informations non renseignées de Piment frais, prière de renseignés toutes les questions liées à Piment frais.</w:t>
+              <w:t>Le ménage a consommé Piment séché/ poudre mais les informations sur la quantité, l'unité ou la taille ne sont pas renseignées.Prière de renseigner.</w:t>
             </w:r>
           </w:p>
         </w:tc>
@@ -6034,7 +6034,7 @@
                 <w:color w:val="16A34A"/>
                 <w:sz w:val="16"/>
               </w:rPr>
-              <w:t>s00q07a, s00q08, s00q10, s00q13_0, s00q15_0, s00q17_0, s00q23a, s00q23b</w:t>
+              <w:t>s01q25, s01q29, s01q30, s04q46, s01q00b</w:t>
             </w:r>
           </w:p>
         </w:tc>
@@ -6065,7 +6065,7 @@
                 <w:i w:val="0"/>
                 <w:sz w:val="17"/>
               </w:rPr>
-              <w:t>Le ménage a consommé Piment séché/ poudre mais les informations sur la quantité, l'unité ou la taille ne sont pas renseignées.Prière de renseigner.</w:t>
+              <w:t>Il manque des informations non renseignées de Piment séché/ poudre, prière de renseignés toutes les questions liées à Piment séché/ poudre.</w:t>
             </w:r>
           </w:p>
         </w:tc>
@@ -6124,7 +6124,7 @@
                 <w:color w:val="16A34A"/>
                 <w:sz w:val="16"/>
               </w:rPr>
-              <w:t>s01q25, s01q29, s01q30, s04q46, s01q00b</w:t>
+              <w:t>s00q07a, s00q08, s00q10, s00q13_0, s00q15_0, s00q17_0, s00q23a, s00q23b</w:t>
             </w:r>
           </w:p>
         </w:tc>
@@ -6155,7 +6155,7 @@
                 <w:i w:val="0"/>
                 <w:sz w:val="17"/>
               </w:rPr>
-              <w:t>Il manque des informations non renseignées de Piment séché/ poudre, prière de renseignés toutes les questions liées à Piment séché/ poudre.</w:t>
+              <w:t>Le ménage a consommé Poireau/ oignon vert mais les informations sur la quantité, l'unité ou la taille ne sont pas renseignées.Prière de renseigner.</w:t>
             </w:r>
           </w:p>
         </w:tc>
@@ -6214,7 +6214,7 @@
                 <w:color w:val="16A34A"/>
                 <w:sz w:val="16"/>
               </w:rPr>
-              <w:t>s00q07a, s00q08, s00q10, s00q13_0, s00q15_0, s00q17_0, s00q23a, s00q23b</w:t>
+              <w:t>s01q25, s01q29, s01q30, s04q46, s01q00b</w:t>
             </w:r>
           </w:p>
         </w:tc>
@@ -6245,7 +6245,7 @@
                 <w:i w:val="0"/>
                 <w:sz w:val="17"/>
               </w:rPr>
-              <w:t>Le ménage a consommé Poireau/ oignon vert mais les informations sur la quantité, l'unité ou la taille ne sont pas renseignées.Prière de renseigner.</w:t>
+              <w:t>Il manque des informations non renseignées de Poireau/ oignon vert, prière de renseignés toutes les questions liées à Poireau/ oignon vert.</w:t>
             </w:r>
           </w:p>
         </w:tc>
@@ -6304,7 +6304,7 @@
                 <w:color w:val="16A34A"/>
                 <w:sz w:val="16"/>
               </w:rPr>
-              <w:t>s01q25, s01q29, s01q30, s04q46, s01q00b</w:t>
+              <w:t>s00q07a, s00q08, s00q10, s00q13_0, s00q15_0, s00q17_0, s00q23a, s00q23b</w:t>
             </w:r>
           </w:p>
         </w:tc>
@@ -6335,7 +6335,7 @@
                 <w:i w:val="0"/>
                 <w:sz w:val="17"/>
               </w:rPr>
-              <w:t>Il manque des informations non renseignées de Poireau/ oignon vert, prière de renseignés toutes les questions liées à Poireau/ oignon vert.</w:t>
+              <w:t>Le ménage a consommé Poisson frais diaaye mais les informations sur la quantité, l'unité ou la taille ne sont pas renseignées.Prière de renseigner.</w:t>
             </w:r>
           </w:p>
         </w:tc>
@@ -6394,7 +6394,7 @@
                 <w:color w:val="16A34A"/>
                 <w:sz w:val="16"/>
               </w:rPr>
-              <w:t>s00q07a, s00q08, s00q10, s00q13_0, s00q15_0, s00q17_0, s00q23a, s00q23b</w:t>
+              <w:t>s01q25, s01q29, s01q30, s04q46, s01q00b</w:t>
             </w:r>
           </w:p>
         </w:tc>
@@ -6425,7 +6425,7 @@
                 <w:i w:val="0"/>
                 <w:sz w:val="17"/>
               </w:rPr>
-              <w:t>Le ménage a consommé Poisson frais diaaye mais les informations sur la quantité, l'unité ou la taille ne sont pas renseignées.Prière de renseigner.</w:t>
+              <w:t>Il manque des informations non renseignées de Poisson frais diaaye, prière de renseignés toutes les questions liées à Poisson frais diaaye.</w:t>
             </w:r>
           </w:p>
         </w:tc>
@@ -6484,7 +6484,7 @@
                 <w:color w:val="16A34A"/>
                 <w:sz w:val="16"/>
               </w:rPr>
-              <w:t>s01q25, s01q29, s01q30, s04q46, s01q00b</w:t>
+              <w:t>s00q07a, s00q08, s00q10, s00q13_0, s00q15_0, s00q17_0, s00q23a, s00q23b</w:t>
             </w:r>
           </w:p>
         </w:tc>
@@ -6515,7 +6515,7 @@
                 <w:i w:val="0"/>
                 <w:sz w:val="17"/>
               </w:rPr>
-              <w:t>Il manque des informations non renseignées de Poisson frais diaaye, prière de renseignés toutes les questions liées à Poisson frais diaaye.</w:t>
+              <w:t>Le ménage a consommé Poisson séché Guedj Con mais les informations sur la quantité, l'unité ou la taille ne sont pas renseignées.Prière de renseigner.</w:t>
             </w:r>
           </w:p>
         </w:tc>
@@ -6574,7 +6574,7 @@
                 <w:color w:val="16A34A"/>
                 <w:sz w:val="16"/>
               </w:rPr>
-              <w:t>s00q07a, s00q08, s00q10, s00q13_0, s00q15_0, s00q17_0, s00q23a, s00q23b</w:t>
+              <w:t>s01q25, s01q29, s01q30, s04q46, s01q00b</w:t>
             </w:r>
           </w:p>
         </w:tc>
@@ -6605,7 +6605,7 @@
                 <w:i w:val="0"/>
                 <w:sz w:val="17"/>
               </w:rPr>
-              <w:t>Le ménage a consommé Poisson séché Guedj Con mais les informations sur la quantité, l'unité ou la taille ne sont pas renseignées.Prière de renseigner.</w:t>
+              <w:t>Il manque des informations non renseignées de Poisson séché Guedj Con, prière de renseignés toutes les questions liées à Poisson séché Guedj Con.</w:t>
             </w:r>
           </w:p>
         </w:tc>
@@ -6664,7 +6664,7 @@
                 <w:color w:val="16A34A"/>
                 <w:sz w:val="16"/>
               </w:rPr>
-              <w:t>s01q25, s01q29, s01q30, s04q46, s01q00b</w:t>
+              <w:t>s00q07a, s00q08, s00q10, s00q13_0, s00q15_0, s00q17_0, s00q23a, s00q23b</w:t>
             </w:r>
           </w:p>
         </w:tc>
@@ -6695,7 +6695,7 @@
                 <w:i w:val="0"/>
                 <w:sz w:val="17"/>
               </w:rPr>
-              <w:t>Il manque des informations non renseignées de Poisson séché Guedj Con, prière de renseignés toutes les questions liées à Poisson séché Guedj Con.</w:t>
+              <w:t>Le ménage a consommé Poisson séché Guedj beurre mais les informations sur la quantité, l'unité ou la taille ne sont pas renseignées.Prière de renseigner.</w:t>
             </w:r>
           </w:p>
         </w:tc>
@@ -6754,7 +6754,7 @@
                 <w:color w:val="16A34A"/>
                 <w:sz w:val="16"/>
               </w:rPr>
-              <w:t>s00q07a, s00q08, s00q10, s00q13_0, s00q15_0, s00q17_0, s00q23a, s00q23b</w:t>
+              <w:t>s01q25, s01q29, s01q30, s04q46, s01q00b</w:t>
             </w:r>
           </w:p>
         </w:tc>
@@ -6785,7 +6785,7 @@
                 <w:i w:val="0"/>
                 <w:sz w:val="17"/>
               </w:rPr>
-              <w:t>Le ménage a consommé Poisson séché Guedj beurre mais les informations sur la quantité, l'unité ou la taille ne sont pas renseignées.Prière de renseigner.</w:t>
+              <w:t>Il manque des informations non renseignées de Poisson séché Guedj beurre, prière de renseignés toutes les questions liées à Poisson séché Guedj beurre.</w:t>
             </w:r>
           </w:p>
         </w:tc>
@@ -6844,7 +6844,7 @@
                 <w:color w:val="16A34A"/>
                 <w:sz w:val="16"/>
               </w:rPr>
-              <w:t>s01q25, s01q29, s01q30, s04q46, s01q00b</w:t>
+              <w:t>s00q07a, s00q08, s00q10, s00q13_0, s00q15_0, s00q17_0, s00q23a, s00q23b</w:t>
             </w:r>
           </w:p>
         </w:tc>
@@ -6875,7 +6875,7 @@
                 <w:i w:val="0"/>
                 <w:sz w:val="17"/>
               </w:rPr>
-              <w:t>Il manque des informations non renseignées de Poisson séché Guedj beurre, prière de renseignés toutes les questions liées à Poisson séché Guedj beurre.</w:t>
+              <w:t>Le ménage a consommé Poisson séché Kethiakh (sardinelle) mais les informations sur la quantité, l'unité ou la taille ne sont pas renseignées.Prière de renseigner.</w:t>
             </w:r>
           </w:p>
         </w:tc>
@@ -6934,7 +6934,7 @@
                 <w:color w:val="16A34A"/>
                 <w:sz w:val="16"/>
               </w:rPr>
-              <w:t>s00q07a, s00q08, s00q10, s00q13_0, s00q15_0, s00q17_0, s00q23a, s00q23b</w:t>
+              <w:t>s01q25, s01q29, s01q30, s04q46, s01q00b</w:t>
             </w:r>
           </w:p>
         </w:tc>
@@ -6965,7 +6965,7 @@
                 <w:i w:val="0"/>
                 <w:sz w:val="17"/>
               </w:rPr>
-              <w:t>Le ménage a consommé Poisson séché Kethiakh (sardinelle) mais les informations sur la quantité, l'unité ou la taille ne sont pas renseignées.Prière de renseigner.</w:t>
+              <w:t>Il manque des informations non renseignées de Poisson séché Kethiakh (sardinelle), prière de renseignés toutes les questions liées à Poisson séché Kethiakh (sardinelle).</w:t>
             </w:r>
           </w:p>
         </w:tc>
@@ -7024,7 +7024,7 @@
                 <w:color w:val="16A34A"/>
                 <w:sz w:val="16"/>
               </w:rPr>
-              <w:t>s01q25, s01q29, s01q30, s04q46, s01q00b</w:t>
+              <w:t>s00q07a, s00q08, s00q10, s00q13_0, s00q15_0, s00q17_0, s00q23a, s00q23b</w:t>
             </w:r>
           </w:p>
         </w:tc>
@@ -7055,7 +7055,7 @@
                 <w:i w:val="0"/>
                 <w:sz w:val="17"/>
               </w:rPr>
-              <w:t>Il manque des informations non renseignées de Poisson séché Kethiakh (sardinelle), prière de renseignés toutes les questions liées à Poisson séché Kethiakh (sardinelle).</w:t>
+              <w:t>Le ménage a consommé Poivre mais les informations sur la quantité, l'unité ou la taille ne sont pas renseignées.Prière de renseigner.</w:t>
             </w:r>
           </w:p>
         </w:tc>
@@ -7114,7 +7114,7 @@
                 <w:color w:val="16A34A"/>
                 <w:sz w:val="16"/>
               </w:rPr>
-              <w:t>s00q07a, s00q08, s00q10, s00q13_0, s00q15_0, s00q17_0, s00q23a, s00q23b</w:t>
+              <w:t>s01q25, s01q29, s01q30, s04q46, s01q00b</w:t>
             </w:r>
           </w:p>
         </w:tc>
@@ -7145,7 +7145,7 @@
                 <w:i w:val="0"/>
                 <w:sz w:val="17"/>
               </w:rPr>
-              <w:t>Le ménage a consommé Poivre mais les informations sur la quantité, l'unité ou la taille ne sont pas renseignées.Prière de renseigner.</w:t>
+              <w:t>Il manque des informations non renseignées de Poivre, prière de renseignés toutes les questions liées à Poivre.</w:t>
             </w:r>
           </w:p>
         </w:tc>
@@ -7204,7 +7204,7 @@
                 <w:color w:val="16A34A"/>
                 <w:sz w:val="16"/>
               </w:rPr>
-              <w:t>s01q25, s01q29, s01q30, s04q46, s01q00b</w:t>
+              <w:t>s00q07a, s00q08, s00q10, s00q13_0, s00q15_0, s00q17_0, s00q23a, s00q23b</w:t>
             </w:r>
           </w:p>
         </w:tc>
@@ -7235,7 +7235,7 @@
                 <w:i w:val="0"/>
                 <w:sz w:val="17"/>
               </w:rPr>
-              <w:t>Il manque des informations non renseignées de Poivre, prière de renseignés toutes les questions liées à Poivre.</w:t>
+              <w:t>Le ménage a consommé Poivron frais mais les informations sur la quantité, l'unité ou la taille ne sont pas renseignées.Prière de renseigner.</w:t>
             </w:r>
           </w:p>
         </w:tc>
@@ -7294,7 +7294,7 @@
                 <w:color w:val="16A34A"/>
                 <w:sz w:val="16"/>
               </w:rPr>
-              <w:t>s00q07a, s00q08, s00q10, s00q13_0, s00q15_0, s00q17_0, s00q23a, s00q23b</w:t>
+              <w:t>s01q25, s01q29, s01q30, s04q46, s01q00b</w:t>
             </w:r>
           </w:p>
         </w:tc>
@@ -7325,7 +7325,7 @@
                 <w:i w:val="0"/>
                 <w:sz w:val="17"/>
               </w:rPr>
-              <w:t>Le ménage a consommé Poivron frais mais les informations sur la quantité, l'unité ou la taille ne sont pas renseignées.Prière de renseigner.</w:t>
+              <w:t>Il manque des informations non renseignées de Poivron frais, prière de renseignés toutes les questions liées à Poivron frais.</w:t>
             </w:r>
           </w:p>
         </w:tc>
@@ -7384,7 +7384,7 @@
                 <w:color w:val="16A34A"/>
                 <w:sz w:val="16"/>
               </w:rPr>
-              <w:t>s01q25, s01q29, s01q30, s04q46, s01q00b</w:t>
+              <w:t>s00q07a, s00q08, s00q10, s00q13_0, s00q15_0, s00q17_0, s00q23a, s00q23b</w:t>
             </w:r>
           </w:p>
         </w:tc>
@@ -7415,7 +7415,7 @@
                 <w:i w:val="0"/>
                 <w:sz w:val="17"/>
               </w:rPr>
-              <w:t>Il manque des informations non renseignées de Poivron frais, prière de renseignés toutes les questions liées à Poivron frais.</w:t>
+              <w:t>Le ménage a consommé Pommes mais les informations sur la quantité, l'unité ou la taille ne sont pas renseignées.Prière de renseigner.</w:t>
             </w:r>
           </w:p>
         </w:tc>
@@ -7474,7 +7474,7 @@
                 <w:color w:val="16A34A"/>
                 <w:sz w:val="16"/>
               </w:rPr>
-              <w:t>s00q07a, s00q08, s00q10, s00q13_0, s00q15_0, s00q17_0, s00q23a, s00q23b</w:t>
+              <w:t>s01q25, s01q29, s01q30, s04q46, s01q00b</w:t>
             </w:r>
           </w:p>
         </w:tc>
@@ -7505,7 +7505,7 @@
                 <w:i w:val="0"/>
                 <w:sz w:val="17"/>
               </w:rPr>
-              <w:t>Le ménage a consommé Pommes mais les informations sur la quantité, l'unité ou la taille ne sont pas renseignées.Prière de renseigner.</w:t>
+              <w:t>Il manque des informations non renseignées de Pommes, prière de renseignés toutes les questions liées à Pommes.</w:t>
             </w:r>
           </w:p>
         </w:tc>
@@ -7564,7 +7564,7 @@
                 <w:color w:val="16A34A"/>
                 <w:sz w:val="16"/>
               </w:rPr>
-              <w:t>s01q25, s01q29, s01q30, s04q46, s01q00b</w:t>
+              <w:t>s00q07a, s00q08, s00q10, s00q13_0, s00q15_0, s00q17_0, s00q23a, s00q23b</w:t>
             </w:r>
           </w:p>
         </w:tc>
@@ -7595,7 +7595,7 @@
                 <w:i w:val="0"/>
                 <w:sz w:val="17"/>
               </w:rPr>
-              <w:t>Il manque des informations non renseignées de Pommes, prière de renseignés toutes les questions liées à Pommes.</w:t>
+              <w:t>Le ménage a consommé Pâte d'arachide mais les informations sur la quantité, l'unité ou la taille ne sont pas renseignées.Prière de renseigner.</w:t>
             </w:r>
           </w:p>
         </w:tc>
@@ -7654,7 +7654,7 @@
                 <w:color w:val="16A34A"/>
                 <w:sz w:val="16"/>
               </w:rPr>
-              <w:t>s00q07a, s00q08, s00q10, s00q13_0, s00q15_0, s00q17_0, s00q23a, s00q23b</w:t>
+              <w:t>s01q25, s01q29, s01q30, s04q46, s01q00b</w:t>
             </w:r>
           </w:p>
         </w:tc>
@@ -7685,7 +7685,7 @@
                 <w:i w:val="0"/>
                 <w:sz w:val="17"/>
               </w:rPr>
-              <w:t>Le ménage a consommé Pâte d'arachide mais les informations sur la quantité, l'unité ou la taille ne sont pas renseignées.Prière de renseigner.</w:t>
+              <w:t>Il manque des informations non renseignées de Pâte d'arachide, prière de renseignés toutes les questions liées à Pâte d'arachide.</w:t>
             </w:r>
           </w:p>
         </w:tc>
@@ -7744,7 +7744,7 @@
                 <w:color w:val="16A34A"/>
                 <w:sz w:val="16"/>
               </w:rPr>
-              <w:t>s01q25, s01q29, s01q30, s04q46, s01q00b</w:t>
+              <w:t>s00q07a, s00q08, s00q10, s00q13_0, s00q15_0, s00q17_0, s00q23a, s00q23b</w:t>
             </w:r>
           </w:p>
         </w:tc>
@@ -7775,7 +7775,7 @@
                 <w:i w:val="0"/>
                 <w:sz w:val="17"/>
               </w:rPr>
-              <w:t>Il manque des informations non renseignées de Pâte d'arachide, prière de renseignés toutes les questions liées à Pâte d'arachide.</w:t>
+              <w:t>Le ménage a consommé Sel mais les informations sur la quantité, l'unité ou la taille ne sont pas renseignées.Prière de renseigner.</w:t>
             </w:r>
           </w:p>
         </w:tc>
@@ -7834,7 +7834,7 @@
                 <w:color w:val="16A34A"/>
                 <w:sz w:val="16"/>
               </w:rPr>
-              <w:t>s00q07a, s00q08, s00q10, s00q13_0, s00q15_0, s00q17_0, s00q23a, s00q23b</w:t>
+              <w:t>s02q10, s06q13, s06q14, s06q15a, s07bq01, s07bq03b, s07bq03b1, s07bq03c1</w:t>
             </w:r>
           </w:p>
         </w:tc>
@@ -7865,7 +7865,7 @@
                 <w:i w:val="0"/>
                 <w:sz w:val="17"/>
               </w:rPr>
-              <w:t>Le ménage a consommé Sel mais les informations sur la quantité, l'unité ou la taille ne sont pas renseignées.Prière de renseigner.</w:t>
+              <w:t>Difficile de consommer le Sel en   prière de verifier.</w:t>
             </w:r>
           </w:p>
         </w:tc>
@@ -7924,7 +7924,7 @@
                 <w:color w:val="16A34A"/>
                 <w:sz w:val="16"/>
               </w:rPr>
-              <w:t>s02q10, s06q13, s06q14, s06q15a, s07bq01, s07bq03b, s07bq03b1, s07bq03c1</w:t>
+              <w:t>s01q25, s01q29, s01q30, s04q46, s01q00b</w:t>
             </w:r>
           </w:p>
         </w:tc>
@@ -7955,7 +7955,7 @@
                 <w:i w:val="0"/>
                 <w:sz w:val="17"/>
               </w:rPr>
-              <w:t>Difficile de consommer le Sel en   prière de verifier.</w:t>
+              <w:t>Il manque des informations non renseignées de Sel, prière de renseignés toutes les questions liées à Sel.</w:t>
             </w:r>
           </w:p>
         </w:tc>
@@ -8014,7 +8014,7 @@
                 <w:color w:val="16A34A"/>
                 <w:sz w:val="16"/>
               </w:rPr>
-              <w:t>s01q25, s01q29, s01q30, s04q46, s01q00b</w:t>
+              <w:t>s00q07a, s00q08, s00q10, s00q13_0, s00q15_0, s00q17_0, s00q23a, s00q23b</w:t>
             </w:r>
           </w:p>
         </w:tc>
@@ -8045,7 +8045,7 @@
                 <w:i w:val="0"/>
                 <w:sz w:val="17"/>
               </w:rPr>
-              <w:t>Il manque des informations non renseignées de Sel, prière de renseignés toutes les questions liées à Sel.</w:t>
+              <w:t>Le ménage a consommé Sucre en poudre mais les informations sur la quantité, l'unité ou la taille ne sont pas renseignées.Prière de renseigner.</w:t>
             </w:r>
           </w:p>
         </w:tc>
@@ -8104,7 +8104,7 @@
                 <w:color w:val="16A34A"/>
                 <w:sz w:val="16"/>
               </w:rPr>
-              <w:t>s00q07a, s00q08, s00q10, s00q13_0, s00q15_0, s00q17_0, s00q23a, s00q23b</w:t>
+              <w:t>s01q25, s01q29, s01q30, s04q46, s01q00b</w:t>
             </w:r>
           </w:p>
         </w:tc>
@@ -8135,7 +8135,7 @@
                 <w:i w:val="0"/>
                 <w:sz w:val="17"/>
               </w:rPr>
-              <w:t>Le ménage a consommé Sucre en poudre mais les informations sur la quantité, l'unité ou la taille ne sont pas renseignées.Prière de renseigner.</w:t>
+              <w:t>Il manque des informations non renseignées de Sucre en poudre, prière de renseignés toutes les questions liées à Sucre en poudre.</w:t>
             </w:r>
           </w:p>
         </w:tc>
@@ -8194,7 +8194,7 @@
                 <w:color w:val="16A34A"/>
                 <w:sz w:val="16"/>
               </w:rPr>
-              <w:t>s01q25, s01q29, s01q30, s04q46, s01q00b</w:t>
+              <w:t>s00q07a, s00q08, s00q10, s00q13_0, s00q15_0, s00q17_0, s00q23a, s00q23b</w:t>
             </w:r>
           </w:p>
         </w:tc>
@@ -8225,7 +8225,7 @@
                 <w:i w:val="0"/>
                 <w:sz w:val="17"/>
               </w:rPr>
-              <w:t>Il manque des informations non renseignées de Sucre en poudre, prière de renseignés toutes les questions liées à Sucre en poudre.</w:t>
+              <w:t>Le ménage a consommé Tamarin noir mais les informations sur la quantité, l'unité ou la taille ne sont pas renseignées.Prière de renseigner.</w:t>
             </w:r>
           </w:p>
         </w:tc>
@@ -8284,7 +8284,7 @@
                 <w:color w:val="16A34A"/>
                 <w:sz w:val="16"/>
               </w:rPr>
-              <w:t>s00q07a, s00q08, s00q10, s00q13_0, s00q15_0, s00q17_0, s00q23a, s00q23b</w:t>
+              <w:t>s01q25, s01q29, s01q30, s04q46, s01q00b</w:t>
             </w:r>
           </w:p>
         </w:tc>
@@ -8315,7 +8315,7 @@
                 <w:i w:val="0"/>
                 <w:sz w:val="17"/>
               </w:rPr>
-              <w:t>Le ménage a consommé Tamarin noir mais les informations sur la quantité, l'unité ou la taille ne sont pas renseignées.Prière de renseigner.</w:t>
+              <w:t>Il manque des informations non renseignées de Tamarin noir, prière de renseignés toutes les questions liées à Tamarin noir.</w:t>
             </w:r>
           </w:p>
         </w:tc>
@@ -8374,7 +8374,7 @@
                 <w:color w:val="16A34A"/>
                 <w:sz w:val="16"/>
               </w:rPr>
-              <w:t>s01q25, s01q29, s01q30, s04q46, s01q00b</w:t>
+              <w:t>s00q07a, s00q08, s00q10, s00q13_0, s00q15_0, s00q17_0, s00q23a, s00q23b</w:t>
             </w:r>
           </w:p>
         </w:tc>
@@ -8405,7 +8405,7 @@
                 <w:i w:val="0"/>
                 <w:sz w:val="17"/>
               </w:rPr>
-              <w:t>Il manque des informations non renseignées de Tamarin noir, prière de renseignés toutes les questions liées à Tamarin noir.</w:t>
+              <w:t>Le ménage a consommé Tomate fraîche mais les informations sur la quantité, l'unité ou la taille ne sont pas renseignées.Prière de renseigner.</w:t>
             </w:r>
           </w:p>
         </w:tc>
@@ -8464,7 +8464,7 @@
                 <w:color w:val="16A34A"/>
                 <w:sz w:val="16"/>
               </w:rPr>
-              <w:t>s00q07a, s00q08, s00q10, s00q13_0, s00q15_0, s00q17_0, s00q23a, s00q23b</w:t>
+              <w:t>s01q25, s01q29, s01q30, s04q46, s01q00b</w:t>
             </w:r>
           </w:p>
         </w:tc>
@@ -8495,7 +8495,7 @@
                 <w:i w:val="0"/>
                 <w:sz w:val="17"/>
               </w:rPr>
-              <w:t>Le ménage a consommé Tomate fraîche mais les informations sur la quantité, l'unité ou la taille ne sont pas renseignées.Prière de renseigner.</w:t>
+              <w:t>Il manque des informations non renseignées de Tomate fraîche, prière de renseignés toutes les questions liées à Tomate fraîche.</w:t>
             </w:r>
           </w:p>
         </w:tc>
@@ -8554,7 +8554,7 @@
                 <w:color w:val="16A34A"/>
                 <w:sz w:val="16"/>
               </w:rPr>
-              <w:t>s01q25, s01q29, s01q30, s04q46, s01q00b</w:t>
+              <w:t>s00q07a, s00q08, s00q10, s00q13_0, s00q15_0, s00q17_0, s00q23a, s00q23b</w:t>
             </w:r>
           </w:p>
         </w:tc>
@@ -8585,7 +8585,7 @@
                 <w:i w:val="0"/>
                 <w:sz w:val="17"/>
               </w:rPr>
-              <w:t>Il manque des informations non renseignées de Tomate fraîche, prière de renseignés toutes les questions liées à Tomate fraîche.</w:t>
+              <w:t>Le ménage a consommé Viande de mouton mais les informations sur la quantité, l'unité ou la taille ne sont pas renseignées.Prière de renseigner.</w:t>
             </w:r>
           </w:p>
         </w:tc>
@@ -8644,7 +8644,7 @@
                 <w:color w:val="16A34A"/>
                 <w:sz w:val="16"/>
               </w:rPr>
-              <w:t>s00q07a, s00q08, s00q10, s00q13_0, s00q15_0, s00q17_0, s00q23a, s00q23b</w:t>
+              <w:t>s01q25, s01q29, s01q30, s04q46, s01q00b</w:t>
             </w:r>
           </w:p>
         </w:tc>
@@ -8675,7 +8675,7 @@
                 <w:i w:val="0"/>
                 <w:sz w:val="17"/>
               </w:rPr>
-              <w:t>Le ménage a consommé Viande de mouton mais les informations sur la quantité, l'unité ou la taille ne sont pas renseignées.Prière de renseigner.</w:t>
+              <w:t>Il manque des informations non renseignées de Viande de mouton, prière de renseignés toutes les questions liées à Viande de mouton.</w:t>
             </w:r>
           </w:p>
         </w:tc>
@@ -8734,7 +8734,7 @@
                 <w:color w:val="16A34A"/>
                 <w:sz w:val="16"/>
               </w:rPr>
-              <w:t>s01q25, s01q29, s01q30, s04q46, s01q00b</w:t>
+              <w:t>s00q07a, s00q08, s00q10, s00q13_0, s00q15_0, s00q17_0, s00q23a, s00q23b</w:t>
             </w:r>
           </w:p>
         </w:tc>
@@ -8765,7 +8765,7 @@
                 <w:i w:val="0"/>
                 <w:sz w:val="17"/>
               </w:rPr>
-              <w:t>Il manque des informations non renseignées de Viande de mouton, prière de renseignés toutes les questions liées à Viande de mouton.</w:t>
+              <w:t>Le ménage a consommé Yaourt mais les informations sur la quantité, l'unité ou la taille ne sont pas renseignées.Prière de renseigner.</w:t>
             </w:r>
           </w:p>
         </w:tc>
@@ -8824,7 +8824,7 @@
                 <w:color w:val="16A34A"/>
                 <w:sz w:val="16"/>
               </w:rPr>
-              <w:t>s00q07a, s00q08, s00q10, s00q13_0, s00q15_0, s00q17_0, s00q23a, s00q23b</w:t>
+              <w:t>s01q25, s01q29, s01q30, s04q46, s01q00b</w:t>
             </w:r>
           </w:p>
         </w:tc>
@@ -8855,7 +8855,7 @@
                 <w:i w:val="0"/>
                 <w:sz w:val="17"/>
               </w:rPr>
-              <w:t>Le ménage a consommé Yaourt mais les informations sur la quantité, l'unité ou la taille ne sont pas renseignées.Prière de renseigner.</w:t>
+              <w:t>Il manque des informations non renseignées de Yaourt, prière de renseignés toutes les questions liées à Yaourt.</w:t>
             </w:r>
           </w:p>
         </w:tc>
@@ -8888,7 +8888,7 @@
                 <w:i w:val="0"/>
                 <w:sz w:val="16"/>
               </w:rPr>
-              <w:t>S07</w:t>
+              <w:t>S09</w:t>
               <w:br/>
             </w:r>
             <w:r>
@@ -8898,7 +8898,7 @@
                 <w:color w:val="64748B"/>
                 <w:sz w:val="14"/>
               </w:rPr>
-              <w:t>Consommation alimentaire</w:t>
+              <w:t>Dépenses non alimentaires</w:t>
             </w:r>
           </w:p>
         </w:tc>
@@ -8914,7 +8914,7 @@
                 <w:color w:val="16A34A"/>
                 <w:sz w:val="16"/>
               </w:rPr>
-              <w:t>s01q25, s01q29, s01q30, s04q46, s01q00b</w:t>
+              <w:t>—</w:t>
             </w:r>
           </w:p>
         </w:tc>
@@ -8945,7 +8945,7 @@
                 <w:i w:val="0"/>
                 <w:sz w:val="17"/>
               </w:rPr>
-              <w:t>Il manque des informations non renseignées de Yaourt, prière de renseignés toutes les questions liées à Yaourt.</w:t>
+              <w:t>Attention ! La dépense totale du ménage de KHADY KANE (12700 Fcfa) de la fête de Magal est relativement élevé.</w:t>
             </w:r>
           </w:p>
         </w:tc>
@@ -9035,7 +9035,7 @@
                 <w:i w:val="0"/>
                 <w:sz w:val="17"/>
               </w:rPr>
-              <w:t>Attention ! La dépense totale du ménage de KHADY KANE (12700 Fcfa) de la fête de Magal est relativement élevé.</w:t>
+              <w:t>Prière de corriger ou de confirmer avec le QG.</w:t>
             </w:r>
           </w:p>
         </w:tc>
@@ -9125,7 +9125,7 @@
                 <w:i w:val="0"/>
                 <w:sz w:val="17"/>
               </w:rPr>
-              <w:t>Prière de corriger ou de confirmer avec le QG.</w:t>
+              <w:t>Peu plausible! le montant de la dépense (300 Fcfa) pour Transport urbain en bus semble faible.</w:t>
             </w:r>
           </w:p>
         </w:tc>
@@ -9215,7 +9215,7 @@
                 <w:i w:val="0"/>
                 <w:sz w:val="17"/>
               </w:rPr>
-              <w:t>Peu plausible! le montant de la dépense (300 Fcfa) pour Transport urbain en bus semble faible.</w:t>
+              <w:t>Veuillez, s'il vous plaît, confirmer cette information avec le QG ou la corriger.</w:t>
             </w:r>
           </w:p>
         </w:tc>
@@ -9305,7 +9305,7 @@
                 <w:i w:val="0"/>
                 <w:sz w:val="17"/>
               </w:rPr>
-              <w:t>Veuillez, s'il vous plaît, confirmer cette information avec le QG ou la corriger.</w:t>
+              <w:t>Attention ! La dépense du ménage de KHADY KANE (1500 Fcfa) au cours de 30 derniers jours de Bougies est relativement élevé.</w:t>
             </w:r>
           </w:p>
         </w:tc>
@@ -9395,7 +9395,7 @@
                 <w:i w:val="0"/>
                 <w:sz w:val="17"/>
               </w:rPr>
-              <w:t>Attention ! La dépense du ménage de KHADY KANE (1500 Fcfa) au cours de 30 derniers jours de Bougies est relativement élevé.</w:t>
+              <w:t>Prière de corriger ou de confirmer avec le QG.</w:t>
             </w:r>
           </w:p>
         </w:tc>
@@ -9485,7 +9485,7 @@
                 <w:i w:val="0"/>
                 <w:sz w:val="17"/>
               </w:rPr>
-              <w:t>Prière de corriger ou de confirmer avec le QG.</w:t>
+              <w:t>Attention ! La dépense du ménage de KHADY KANE (6000 Fcfa) au cours de 30 derniers jours de Frais de mouture des céréales est relativement élevé.</w:t>
             </w:r>
           </w:p>
         </w:tc>
@@ -9575,7 +9575,7 @@
                 <w:i w:val="0"/>
                 <w:sz w:val="17"/>
               </w:rPr>
-              <w:t>Attention ! La dépense du ménage de KHADY KANE (6000 Fcfa) au cours de 30 derniers jours de Frais de mouture des céréales est relativement élevé.</w:t>
+              <w:t>Attention ! La dépense du ménage de KHADY KANE (2000 Fcfa) au cours de 3 derniers mois de Frais de livraison d'un achat, non inclus dans le prix d'acquisition est relativement élevé.</w:t>
             </w:r>
           </w:p>
         </w:tc>
@@ -9665,7 +9665,7 @@
                 <w:i w:val="0"/>
                 <w:sz w:val="17"/>
               </w:rPr>
-              <w:t>Attention ! La dépense du ménage de KHADY KANE (2000 Fcfa) au cours de 3 derniers mois de Frais de livraison d'un achat, non inclus dans le prix d'acquisition est relativement élevé.</w:t>
+              <w:t>Prière de corriger ou de confirmer avec le QG.</w:t>
             </w:r>
           </w:p>
         </w:tc>
@@ -9755,7 +9755,7 @@
                 <w:i w:val="0"/>
                 <w:sz w:val="17"/>
               </w:rPr>
-              <w:t>Prière de corriger ou de confirmer avec le QG.</w:t>
+              <w:t>Attention ! La dépense du ménage de KHADY KANE (35000 Fcfa) au cours de 12 derniers mois de Vaisselle: assiettes, couteau, fourchette, cuillère, gobelets, verres, etc est relativement élevé.</w:t>
             </w:r>
           </w:p>
         </w:tc>
@@ -9845,7 +9845,7 @@
                 <w:i w:val="0"/>
                 <w:sz w:val="17"/>
               </w:rPr>
-              <w:t>Attention ! La dépense du ménage de KHADY KANE (35000 Fcfa) au cours de 12 derniers mois de Vaisselle: assiettes, couteau, fourchette, cuillère, gobelets, verres, etc est relativement élevé.</w:t>
+              <w:t>Prière de corriger ou de confirmer avec le QG.</w:t>
             </w:r>
           </w:p>
         </w:tc>
@@ -9878,7 +9878,7 @@
                 <w:i w:val="0"/>
                 <w:sz w:val="16"/>
               </w:rPr>
-              <w:t>S09</w:t>
+              <w:t>S10</w:t>
               <w:br/>
             </w:r>
             <w:r>
@@ -9888,7 +9888,7 @@
                 <w:color w:val="64748B"/>
                 <w:sz w:val="14"/>
               </w:rPr>
-              <w:t>Dépenses non alimentaires</w:t>
+              <w:t>Logement</w:t>
             </w:r>
           </w:p>
         </w:tc>
@@ -9904,7 +9904,7 @@
                 <w:color w:val="16A34A"/>
                 <w:sz w:val="16"/>
               </w:rPr>
-              <w:t>—</w:t>
+              <w:t>s01q25, s01q29, s01q30, s04q46, s01q00b</w:t>
             </w:r>
           </w:p>
         </w:tc>
@@ -9935,7 +9935,7 @@
                 <w:i w:val="0"/>
                 <w:sz w:val="17"/>
               </w:rPr>
-              <w:t>Prière de corriger ou de confirmer avec le QG.</w:t>
+              <w:t>Il manque des informations non renseignées de vendeur de fode, prière de renseignés toutes les questions liées à vendeur de fode.</w:t>
             </w:r>
           </w:p>
         </w:tc>
@@ -9994,7 +9994,7 @@
                 <w:color w:val="16A34A"/>
                 <w:sz w:val="16"/>
               </w:rPr>
-              <w:t>s01q25, s01q29, s01q30, s04q46, s01q00b</w:t>
+              <w:t>—</w:t>
             </w:r>
           </w:p>
         </w:tc>
@@ -10025,7 +10025,7 @@
                 <w:i w:val="0"/>
                 <w:sz w:val="17"/>
               </w:rPr>
-              <w:t>Il manque des informations non renseignées de vendeur de fode, prière de renseignés toutes les questions liées à vendeur de fode.</w:t>
+              <w:t>La main d'oeuvre sariale q'une personne a travaillée ayant travaillé dans cette entreprise vend de omo aucours des 30 derniers jours n'est pas renseigner.</w:t>
             </w:r>
           </w:p>
         </w:tc>
@@ -10115,7 +10115,7 @@
                 <w:i w:val="0"/>
                 <w:sz w:val="17"/>
               </w:rPr>
-              <w:t>La main d'oeuvre sariale q'une personne a travaillée ayant travaillé dans cette entreprise vend de omo aucours des 30 derniers jours n'est pas renseigner.</w:t>
+              <w:t>Prière de reneigner toutes les informations qui lui concerne.</w:t>
             </w:r>
           </w:p>
         </w:tc>
@@ -10174,7 +10174,7 @@
                 <w:color w:val="16A34A"/>
                 <w:sz w:val="16"/>
               </w:rPr>
-              <w:t>—</w:t>
+              <w:t>s01q25, s01q29, s01q30, s04q46, s01q00b</w:t>
             </w:r>
           </w:p>
         </w:tc>
@@ -10205,7 +10205,7 @@
                 <w:i w:val="0"/>
                 <w:sz w:val="17"/>
               </w:rPr>
-              <w:t>Prière de reneigner toutes les informations qui lui concerne.</w:t>
+              <w:t>Il manque des informations non renseignées de vend de omo, prière de renseignés toutes les questions liées à vend de omo.</w:t>
             </w:r>
           </w:p>
         </w:tc>
@@ -10238,7 +10238,7 @@
                 <w:i w:val="0"/>
                 <w:sz w:val="16"/>
               </w:rPr>
-              <w:t>S10</w:t>
+              <w:t>S11</w:t>
               <w:br/>
             </w:r>
             <w:r>
@@ -10248,7 +10248,7 @@
                 <w:color w:val="64748B"/>
                 <w:sz w:val="14"/>
               </w:rPr>
-              <w:t>Logement</w:t>
+              <w:t>Logement / cadre de vie</w:t>
             </w:r>
           </w:p>
         </w:tc>
@@ -10264,7 +10264,7 @@
                 <w:color w:val="16A34A"/>
                 <w:sz w:val="16"/>
               </w:rPr>
-              <w:t>s01q25, s01q29, s01q30, s04q46, s01q00b</w:t>
+              <w:t>—</w:t>
             </w:r>
           </w:p>
         </w:tc>
@@ -10295,187 +10295,7 @@
                 <w:i w:val="0"/>
                 <w:sz w:val="17"/>
               </w:rPr>
-              <w:t>Il manque des informations non renseignées de vend de omo, prière de renseignés toutes les questions liées à vend de omo.</w:t>
-            </w:r>
-          </w:p>
-        </w:tc>
-      </w:tr>
-      <w:tr>
-        <w:tc>
-          <w:tcPr>
-            <w:tcW w:type="dxa" w:w="964"/>
-          </w:tcPr>
-          <w:p>
-            <w:r>
-              <w:rPr>
-                <w:b/>
-                <w:i w:val="0"/>
-                <w:color w:val="EA580C"/>
-                <w:sz w:val="16"/>
-              </w:rPr>
-              <w:t>Moyenne</w:t>
-            </w:r>
-          </w:p>
-        </w:tc>
-        <w:tc>
-          <w:tcPr>
-            <w:tcW w:type="dxa" w:w="1247"/>
-          </w:tcPr>
-          <w:p>
-            <w:r>
-              <w:rPr>
-                <w:b/>
-                <w:i w:val="0"/>
-                <w:sz w:val="16"/>
-              </w:rPr>
-              <w:t>S11</w:t>
-              <w:br/>
-            </w:r>
-            <w:r>
-              <w:rPr>
-                <w:b w:val="0"/>
-                <w:i w:val="0"/>
-                <w:color w:val="64748B"/>
-                <w:sz w:val="14"/>
-              </w:rPr>
-              <w:t>Logement / cadre de vie</w:t>
-            </w:r>
-          </w:p>
-        </w:tc>
-        <w:tc>
-          <w:tcPr>
-            <w:tcW w:type="dxa" w:w="1531"/>
-          </w:tcPr>
-          <w:p>
-            <w:r>
-              <w:rPr>
-                <w:b/>
-                <w:i w:val="0"/>
-                <w:color w:val="16A34A"/>
-                <w:sz w:val="16"/>
-              </w:rPr>
-              <w:t>—</w:t>
-            </w:r>
-          </w:p>
-        </w:tc>
-        <w:tc>
-          <w:tcPr>
-            <w:tcW w:type="dxa" w:w="1191"/>
-          </w:tcPr>
-          <w:p>
-            <w:r>
-              <w:rPr>
-                <w:b w:val="0"/>
-                <w:i w:val="0"/>
-                <w:color w:val="64748B"/>
-                <w:sz w:val="16"/>
-              </w:rPr>
-              <w:t>GT-CQ</w:t>
-            </w:r>
-          </w:p>
-        </w:tc>
-        <w:tc>
-          <w:tcPr>
-            <w:tcW w:type="dxa" w:w="4706"/>
-          </w:tcPr>
-          <w:p>
-            <w:r>
-              <w:rPr>
-                <w:b w:val="0"/>
-                <w:i w:val="0"/>
-                <w:sz w:val="17"/>
-              </w:rPr>
               <w:t>Prière de changer la question 11.36 à Electricité réseau car elle demeure la principale même s'elle n'est pas disponible à 100%.</w:t>
-            </w:r>
-          </w:p>
-        </w:tc>
-      </w:tr>
-      <w:tr>
-        <w:tc>
-          <w:tcPr>
-            <w:tcW w:type="dxa" w:w="964"/>
-          </w:tcPr>
-          <w:p>
-            <w:r>
-              <w:rPr>
-                <w:b/>
-                <w:i w:val="0"/>
-                <w:color w:val="EA580C"/>
-                <w:sz w:val="16"/>
-              </w:rPr>
-              <w:t>Moyenne</w:t>
-            </w:r>
-          </w:p>
-        </w:tc>
-        <w:tc>
-          <w:tcPr>
-            <w:tcW w:type="dxa" w:w="1247"/>
-          </w:tcPr>
-          <w:p>
-            <w:r>
-              <w:rPr>
-                <w:b/>
-                <w:i w:val="0"/>
-                <w:sz w:val="16"/>
-              </w:rPr>
-              <w:t>S13</w:t>
-              <w:br/>
-            </w:r>
-            <w:r>
-              <w:rPr>
-                <w:b w:val="0"/>
-                <w:i w:val="0"/>
-                <w:color w:val="64748B"/>
-                <w:sz w:val="14"/>
-              </w:rPr>
-              <w:t>Transferts</w:t>
-            </w:r>
-          </w:p>
-        </w:tc>
-        <w:tc>
-          <w:tcPr>
-            <w:tcW w:type="dxa" w:w="1531"/>
-          </w:tcPr>
-          <w:p>
-            <w:r>
-              <w:rPr>
-                <w:b/>
-                <w:i w:val="0"/>
-                <w:color w:val="16A34A"/>
-                <w:sz w:val="16"/>
-              </w:rPr>
-              <w:t>s00q07a, s00q08, s00q10, s00q13_0, s00q15_0, s00q17_0, s00q23a, s00q23b</w:t>
-            </w:r>
-          </w:p>
-        </w:tc>
-        <w:tc>
-          <w:tcPr>
-            <w:tcW w:type="dxa" w:w="1191"/>
-          </w:tcPr>
-          <w:p>
-            <w:r>
-              <w:rPr>
-                <w:b w:val="0"/>
-                <w:i w:val="0"/>
-                <w:color w:val="64748B"/>
-                <w:sz w:val="16"/>
-              </w:rPr>
-              <w:t>GT-CQ</w:t>
-            </w:r>
-          </w:p>
-        </w:tc>
-        <w:tc>
-          <w:tcPr>
-            <w:tcW w:type="dxa" w:w="4706"/>
-          </w:tcPr>
-          <w:p>
-            <w:r>
-              <w:rPr>
-                <w:b w:val="0"/>
-                <w:i w:val="0"/>
-                <w:sz w:val="17"/>
-              </w:rPr>
-              <w:t>L'enquêteur prière de fournir d'effort pour avoir le niveau d'étude et l'âge de celui qui a envoyé/donné de l'argent dans la section 13a (Transfert reçu).</w:t>
             </w:r>
           </w:p>
         </w:tc>
